--- a/downloads/sections/home-tracks.docx
+++ b/downloads/sections/home-tracks.docx
@@ -99,6 +99,31 @@
     </w:p>
     <w:p>
       <w:r>
+        <w:t>Skills routing and ACD</w:t>
+      </w:r>
+    </w:p>
+    <w:p>
+      <w:r>
+        <w:t>Workforce management</w:t>
+      </w:r>
+    </w:p>
+    <w:p>
+      <w:r>
+        <w:t>Quality management and analytics</w:t>
+      </w:r>
+    </w:p>
+    <w:p>
+      <w:r>
+        <w:t>CRM and CTI integrations</w:t>
+      </w:r>
+    </w:p>
+    <w:p>
+      <w:r>
+        <w:t>Ecosystem</w:t>
+      </w:r>
+    </w:p>
+    <w:p>
+      <w:r>
         <w:t>Sources and go deeper</w:t>
       </w:r>
     </w:p>
